--- a/docs/beginner-guides/chapters/21 Nexora automation controllers.docx
+++ b/docs/beginner-guides/chapters/21 Nexora automation controllers.docx
@@ -22,7 +22,7 @@
     <w:p>
       <w:pPr/>
       <w:r>
-        <w:t>Source snapshot 13 October 2026 at 17:12 UTC</w:t>
+        <w:t>Source snapshot 14 October 2026 at 06:41 UTC</w:t>
       </w:r>
     </w:p>
     <w:p>
@@ -360,7 +360,7 @@
               <w:pStyle w:val="TableBody"/>
             </w:pPr>
             <w:r>
-              <w:t>S0191 AutomationConfiguration.cs</w:t>
+              <w:t>S0192 AutomationConfiguration.cs</w:t>
             </w:r>
           </w:p>
         </w:tc>
@@ -425,7 +425,7 @@
               <w:pStyle w:val="TableBody"/>
             </w:pPr>
             <w:r>
-              <w:t>S0193 EntityAttributes.cs</w:t>
+              <w:t>S0194 EntityAttributes.cs</w:t>
             </w:r>
           </w:p>
         </w:tc>
@@ -488,7 +488,7 @@
         <w:rPr>
           <w:b/>
         </w:rPr>
-        <w:t>Server S0191</w:t>
+        <w:t>Server S0192</w:t>
       </w:r>
     </w:p>
     <w:p>
@@ -511,7 +511,7 @@
         <w:rPr>
           <w:b/>
         </w:rPr>
-        <w:t>Data S0193</w:t>
+        <w:t>Data S0194</w:t>
       </w:r>
     </w:p>
     <w:p>
@@ -668,7 +668,7 @@
         <w:keepNext/>
       </w:pPr>
       <w:r>
-        <w:t>Source reference S0191 backend/src/BuildingBlocks/Nexora.BuildingBlocks/Persistence/AutomationConfiguration.cs</w:t>
+        <w:t>Source reference S0192 backend/src/BuildingBlocks/Nexora.BuildingBlocks/Persistence/AutomationConfiguration.cs</w:t>
       </w:r>
     </w:p>
     <w:p>
@@ -703,7 +703,7 @@
         <w:keepNext/>
       </w:pPr>
       <w:r>
-        <w:t>Source reference S0193 backend/src/BuildingBlocks/Nexora.BuildingBlocks/Persistence/EntityAttributes.cs</w:t>
+        <w:t>Source reference S0194 backend/src/BuildingBlocks/Nexora.BuildingBlocks/Persistence/EntityAttributes.cs</w:t>
       </w:r>
     </w:p>
     <w:p>
